--- a/docs/files/f72_背调报告-晶端显示-采购工程师-苏州（2027届）（采购）.docx
+++ b/docs/files/f72_背调报告-晶端显示-采购工程师-苏州（2027届）（采购）.docx
@@ -8870,7 +8870,7 @@
         <w:rPr>
           <w:rFonts w:eastAsia="宋体" w:ascii="Times New Roman" w:hAnsi="Times New Roman"/>
         </w:rPr>
-        <w:t>可直接说：「做项目助理时经手 200 多份学员申报材料，我做了三级校验和分类台账，任职期间零差错。中间最难的不是核对，是</w:t>
+        <w:t>可直接说：「做项目助理时收集并逐份核对 200 多份学员申报材料，我做了三级校验和分类台账，任职期间零差错。中间最难的不是核对，是</w:t>
       </w:r>
       <w:r>
         <w:rPr>
